--- a/word document/well organized screenshoot and scripts.docx
+++ b/word document/well organized screenshoot and scripts.docx
@@ -91,13 +91,157 @@
     <w:p>
       <w:pPr>
         <w:spacing w:line="480" w:lineRule="auto"/>
-      </w:pPr>
-      <w:r>
-        <w:rPr>
-          <w:b/>
-          <w:bCs/>
-        </w:rPr>
-        <w:t>Business Context (company type, department, industry):</w:t>
+        <w:rPr>
+          <w:b/>
+          <w:bCs/>
+        </w:rPr>
+      </w:pPr>
+      <w:r>
+        <w:rPr>
+          <w:b/>
+          <w:bCs/>
+        </w:rPr>
+        <w:t xml:space="preserve">Business </w:t>
+      </w:r>
+      <w:proofErr w:type="gramStart"/>
+      <w:r>
+        <w:rPr>
+          <w:b/>
+          <w:bCs/>
+        </w:rPr>
+        <w:t xml:space="preserve">Context </w:t>
+      </w:r>
+      <w:r>
+        <w:rPr>
+          <w:b/>
+          <w:bCs/>
+        </w:rPr>
+        <w:t xml:space="preserve"> ;</w:t>
+      </w:r>
+      <w:proofErr w:type="gramEnd"/>
+      <w:r>
+        <w:rPr>
+          <w:b/>
+          <w:bCs/>
+        </w:rPr>
+        <w:t xml:space="preserve"> </w:t>
+      </w:r>
+      <w:proofErr w:type="gramStart"/>
+      <w:r>
+        <w:rPr>
+          <w:b/>
+          <w:bCs/>
+        </w:rPr>
+        <w:t>1.</w:t>
+      </w:r>
+      <w:r>
+        <w:rPr>
+          <w:b/>
+          <w:bCs/>
+        </w:rPr>
+        <w:t>company</w:t>
+      </w:r>
+      <w:proofErr w:type="gramEnd"/>
+      <w:r>
+        <w:rPr>
+          <w:b/>
+          <w:bCs/>
+        </w:rPr>
+        <w:t xml:space="preserve"> type</w:t>
+      </w:r>
+      <w:r>
+        <w:rPr>
+          <w:b/>
+          <w:bCs/>
+        </w:rPr>
+        <w:t xml:space="preserve">; </w:t>
+      </w:r>
+      <w:proofErr w:type="spellStart"/>
+      <w:r>
+        <w:t>coffe</w:t>
+      </w:r>
+      <w:proofErr w:type="spellEnd"/>
+      <w:r>
+        <w:t xml:space="preserve"> </w:t>
+      </w:r>
+      <w:r>
+        <w:t>retail</w:t>
+      </w:r>
+    </w:p>
+    <w:p>
+      <w:pPr>
+        <w:spacing w:line="480" w:lineRule="auto"/>
+        <w:rPr>
+          <w:b/>
+          <w:bCs/>
+        </w:rPr>
+      </w:pPr>
+      <w:r>
+        <w:rPr>
+          <w:b/>
+          <w:bCs/>
+        </w:rPr>
+        <w:t xml:space="preserve">                                           2. </w:t>
+      </w:r>
+      <w:r>
+        <w:rPr>
+          <w:b/>
+          <w:bCs/>
+        </w:rPr>
+        <w:t xml:space="preserve"> department</w:t>
+      </w:r>
+      <w:r>
+        <w:rPr>
+          <w:b/>
+          <w:bCs/>
+        </w:rPr>
+        <w:t xml:space="preserve">; </w:t>
+      </w:r>
+      <w:r>
+        <w:t>reservation</w:t>
+      </w:r>
+    </w:p>
+    <w:p>
+      <w:pPr>
+        <w:spacing w:line="480" w:lineRule="auto"/>
+      </w:pPr>
+      <w:r>
+        <w:rPr>
+          <w:b/>
+          <w:bCs/>
+        </w:rPr>
+        <w:t xml:space="preserve">                                          </w:t>
+      </w:r>
+      <w:r>
+        <w:rPr>
+          <w:b/>
+          <w:bCs/>
+        </w:rPr>
+        <w:t xml:space="preserve"> </w:t>
+      </w:r>
+      <w:r>
+        <w:rPr>
+          <w:b/>
+          <w:bCs/>
+        </w:rPr>
+        <w:t xml:space="preserve">3. </w:t>
+      </w:r>
+      <w:r>
+        <w:rPr>
+          <w:b/>
+          <w:bCs/>
+        </w:rPr>
+        <w:t>industry</w:t>
+      </w:r>
+      <w:r>
+        <w:rPr>
+          <w:b/>
+          <w:bCs/>
+        </w:rPr>
+        <w:t xml:space="preserve">; </w:t>
+      </w:r>
+      <w:r>
+        <w:t>hospitality</w:t>
       </w:r>
       <w:r>
         <w:br/>
@@ -150,7 +294,11 @@
       </w:r>
       <w:r>
         <w:br/>
-        <w:t>Generate insights to identify the top-selling products per region, segment customers by spending levels, and measure month-over-month sales growth to support better marketing decisions and stock planning.</w:t>
+        <w:t xml:space="preserve">Generate insights to identify the top-selling products per region, segment customers by </w:t>
+      </w:r>
+      <w:r>
+        <w:lastRenderedPageBreak/>
+        <w:t>spending levels, and measure month-over-month sales growth to support better marketing decisions and stock planning.</w:t>
       </w:r>
     </w:p>
     <w:p>
@@ -171,7 +319,6 @@
           <w:b/>
           <w:bCs/>
         </w:rPr>
-        <w:lastRenderedPageBreak/>
         <w:t>Step 2 – Success Criteria</w:t>
       </w:r>
     </w:p>
@@ -350,6 +497,7 @@
           <w:b/>
           <w:bCs/>
         </w:rPr>
+        <w:lastRenderedPageBreak/>
         <w:t>3-month moving averages</w:t>
       </w:r>
       <w:r>
@@ -396,7 +544,6 @@
           <w:b/>
           <w:bCs/>
         </w:rPr>
-        <w:lastRenderedPageBreak/>
         <w:t>Step 3 – Database Schema</w:t>
       </w:r>
     </w:p>
@@ -679,6 +826,7 @@
         <w:spacing w:line="240" w:lineRule="auto"/>
       </w:pPr>
       <w:r>
+        <w:lastRenderedPageBreak/>
         <w:t>);</w:t>
       </w:r>
     </w:p>
@@ -775,7 +923,6 @@
         <w:spacing w:line="240" w:lineRule="auto"/>
       </w:pPr>
       <w:r>
-        <w:lastRenderedPageBreak/>
         <w:t xml:space="preserve">  CONSTRAINT </w:t>
       </w:r>
       <w:proofErr w:type="spellStart"/>
@@ -974,6 +1121,7 @@
         <w:rPr>
           <w:noProof/>
         </w:rPr>
+        <w:lastRenderedPageBreak/>
         <w:drawing>
           <wp:inline distT="0" distB="0" distL="0" distR="0" wp14:anchorId="7D4D5485" wp14:editId="531B9360">
             <wp:extent cx="5943600" cy="3342005"/>
@@ -1032,16 +1180,258 @@
         <w:spacing w:line="240" w:lineRule="auto"/>
       </w:pPr>
       <w:r>
+        <w:t>-- Insert sample data using sequences</w:t>
+      </w:r>
+    </w:p>
+    <w:p>
+      <w:pPr>
+        <w:spacing w:line="240" w:lineRule="auto"/>
+      </w:pPr>
+      <w:r>
+        <w:t>INSERT INTO customers (</w:t>
+      </w:r>
+      <w:proofErr w:type="spellStart"/>
+      <w:r>
+        <w:t>customer_id</w:t>
+      </w:r>
+      <w:proofErr w:type="spellEnd"/>
+      <w:r>
+        <w:t>, name, region)</w:t>
+      </w:r>
+    </w:p>
+    <w:p>
+      <w:pPr>
+        <w:spacing w:line="240" w:lineRule="auto"/>
+      </w:pPr>
+      <w:r>
+        <w:t>VALUES (</w:t>
+      </w:r>
+      <w:proofErr w:type="spellStart"/>
+      <w:r>
+        <w:t>customers_</w:t>
+      </w:r>
+      <w:proofErr w:type="gramStart"/>
+      <w:r>
+        <w:t>seq.NEXTVAL</w:t>
+      </w:r>
+      <w:proofErr w:type="spellEnd"/>
+      <w:proofErr w:type="gramEnd"/>
+      <w:r>
+        <w:t>, 'John Doe', 'Kigali');</w:t>
+      </w:r>
+    </w:p>
+    <w:p>
+      <w:pPr>
+        <w:spacing w:line="480" w:lineRule="auto"/>
+      </w:pPr>
+    </w:p>
+    <w:p>
+      <w:pPr>
+        <w:spacing w:line="240" w:lineRule="auto"/>
+      </w:pPr>
+      <w:r>
+        <w:t>INSERT INTO customers (</w:t>
+      </w:r>
+      <w:proofErr w:type="spellStart"/>
+      <w:r>
+        <w:t>customer_id</w:t>
+      </w:r>
+      <w:proofErr w:type="spellEnd"/>
+      <w:r>
+        <w:t>, name, region)</w:t>
+      </w:r>
+    </w:p>
+    <w:p>
+      <w:pPr>
+        <w:spacing w:line="240" w:lineRule="auto"/>
+      </w:pPr>
+      <w:r>
+        <w:t>VALUES (</w:t>
+      </w:r>
+      <w:proofErr w:type="spellStart"/>
+      <w:r>
+        <w:t>customers_</w:t>
+      </w:r>
+      <w:proofErr w:type="gramStart"/>
+      <w:r>
+        <w:t>seq.NEXTVAL</w:t>
+      </w:r>
+      <w:proofErr w:type="spellEnd"/>
+      <w:proofErr w:type="gramEnd"/>
+      <w:r>
+        <w:t>, 'Jane Smith', 'Musanze');</w:t>
+      </w:r>
+    </w:p>
+    <w:p>
+      <w:pPr>
+        <w:spacing w:line="240" w:lineRule="auto"/>
+      </w:pPr>
+    </w:p>
+    <w:p>
+      <w:pPr>
+        <w:spacing w:line="240" w:lineRule="auto"/>
+      </w:pPr>
+      <w:r>
+        <w:t>INSERT INTO products (</w:t>
+      </w:r>
+      <w:proofErr w:type="spellStart"/>
+      <w:r>
+        <w:t>product_id</w:t>
+      </w:r>
+      <w:proofErr w:type="spellEnd"/>
+      <w:r>
+        <w:t>, name, category)</w:t>
+      </w:r>
+    </w:p>
+    <w:p>
+      <w:pPr>
+        <w:spacing w:line="240" w:lineRule="auto"/>
+      </w:pPr>
+      <w:r>
+        <w:t>VALUES (</w:t>
+      </w:r>
+      <w:proofErr w:type="spellStart"/>
+      <w:r>
+        <w:t>products_</w:t>
+      </w:r>
+      <w:proofErr w:type="gramStart"/>
+      <w:r>
+        <w:t>seq.NEXTVAL</w:t>
+      </w:r>
+      <w:proofErr w:type="spellEnd"/>
+      <w:proofErr w:type="gramEnd"/>
+      <w:r>
+        <w:t>, 'Coffee Beans', 'Beverages');</w:t>
+      </w:r>
+    </w:p>
+    <w:p>
+      <w:pPr>
+        <w:spacing w:line="240" w:lineRule="auto"/>
+      </w:pPr>
+    </w:p>
+    <w:p>
+      <w:pPr>
+        <w:spacing w:line="240" w:lineRule="auto"/>
+      </w:pPr>
+      <w:r>
+        <w:t>INSERT INTO products (</w:t>
+      </w:r>
+      <w:proofErr w:type="spellStart"/>
+      <w:r>
+        <w:t>product_id</w:t>
+      </w:r>
+      <w:proofErr w:type="spellEnd"/>
+      <w:r>
+        <w:t>, name, category)</w:t>
+      </w:r>
+    </w:p>
+    <w:p>
+      <w:pPr>
+        <w:spacing w:line="240" w:lineRule="auto"/>
+      </w:pPr>
+      <w:r>
+        <w:t>VALUES (</w:t>
+      </w:r>
+      <w:proofErr w:type="spellStart"/>
+      <w:r>
+        <w:t>products_</w:t>
+      </w:r>
+      <w:proofErr w:type="gramStart"/>
+      <w:r>
+        <w:t>seq.NEXTVAL</w:t>
+      </w:r>
+      <w:proofErr w:type="spellEnd"/>
+      <w:proofErr w:type="gramEnd"/>
+      <w:r>
+        <w:t>, 'Espresso Machine', 'Equipment');</w:t>
+      </w:r>
+    </w:p>
+    <w:p>
+      <w:pPr>
+        <w:spacing w:line="240" w:lineRule="auto"/>
+      </w:pPr>
+    </w:p>
+    <w:p>
+      <w:pPr>
+        <w:spacing w:line="240" w:lineRule="auto"/>
+      </w:pPr>
+      <w:r>
+        <w:t>INSERT INTO transactions (</w:t>
+      </w:r>
+      <w:proofErr w:type="spellStart"/>
+      <w:r>
+        <w:t>transaction_id</w:t>
+      </w:r>
+      <w:proofErr w:type="spellEnd"/>
+      <w:r>
+        <w:t xml:space="preserve">, </w:t>
+      </w:r>
+      <w:proofErr w:type="spellStart"/>
+      <w:r>
+        <w:t>customer_id</w:t>
+      </w:r>
+      <w:proofErr w:type="spellEnd"/>
+      <w:r>
+        <w:t xml:space="preserve">, </w:t>
+      </w:r>
+      <w:proofErr w:type="spellStart"/>
+      <w:r>
+        <w:t>product_id</w:t>
+      </w:r>
+      <w:proofErr w:type="spellEnd"/>
+      <w:r>
+        <w:t xml:space="preserve">, </w:t>
+      </w:r>
+      <w:proofErr w:type="spellStart"/>
+      <w:r>
+        <w:t>sale_date</w:t>
+      </w:r>
+      <w:proofErr w:type="spellEnd"/>
+      <w:r>
+        <w:t>, amount)</w:t>
+      </w:r>
+    </w:p>
+    <w:p>
+      <w:pPr>
+        <w:spacing w:line="240" w:lineRule="auto"/>
+      </w:pPr>
+      <w:r>
         <w:lastRenderedPageBreak/>
-        <w:t>-- Insert sample data using sequences</w:t>
+        <w:t>VALUES (</w:t>
+      </w:r>
+      <w:proofErr w:type="spellStart"/>
+      <w:r>
+        <w:t>transactions_</w:t>
+      </w:r>
+      <w:proofErr w:type="gramStart"/>
+      <w:r>
+        <w:t>seq.NEXTVAL</w:t>
+      </w:r>
+      <w:proofErr w:type="spellEnd"/>
+      <w:proofErr w:type="gramEnd"/>
+      <w:r>
+        <w:t>, 1, 1, DATE '2024-01-15', 25000);</w:t>
       </w:r>
     </w:p>
     <w:p>
       <w:pPr>
         <w:spacing w:line="240" w:lineRule="auto"/>
       </w:pPr>
-      <w:r>
-        <w:t>INSERT INTO customers (</w:t>
+    </w:p>
+    <w:p>
+      <w:pPr>
+        <w:spacing w:line="240" w:lineRule="auto"/>
+      </w:pPr>
+      <w:r>
+        <w:t>INSERT INTO transactions (</w:t>
+      </w:r>
+      <w:proofErr w:type="spellStart"/>
+      <w:r>
+        <w:t>transaction_id</w:t>
+      </w:r>
+      <w:proofErr w:type="spellEnd"/>
+      <w:r>
+        <w:t xml:space="preserve">, </w:t>
       </w:r>
       <w:proofErr w:type="spellStart"/>
       <w:r>
@@ -1049,7 +1439,23 @@
       </w:r>
       <w:proofErr w:type="spellEnd"/>
       <w:r>
-        <w:t>, name, region)</w:t>
+        <w:t xml:space="preserve">, </w:t>
+      </w:r>
+      <w:proofErr w:type="spellStart"/>
+      <w:r>
+        <w:t>product_id</w:t>
+      </w:r>
+      <w:proofErr w:type="spellEnd"/>
+      <w:r>
+        <w:t xml:space="preserve">, </w:t>
+      </w:r>
+      <w:proofErr w:type="spellStart"/>
+      <w:r>
+        <w:t>sale_date</w:t>
+      </w:r>
+      <w:proofErr w:type="spellEnd"/>
+      <w:r>
+        <w:t>, amount)</w:t>
       </w:r>
     </w:p>
     <w:p>
@@ -1061,7 +1467,7 @@
       </w:r>
       <w:proofErr w:type="spellStart"/>
       <w:r>
-        <w:t>customers_</w:t>
+        <w:t>transactions_</w:t>
       </w:r>
       <w:proofErr w:type="gramStart"/>
       <w:r>
@@ -1070,278 +1476,66 @@
       <w:proofErr w:type="spellEnd"/>
       <w:proofErr w:type="gramEnd"/>
       <w:r>
-        <w:t>, 'John Doe', 'Kigali');</w:t>
+        <w:t>, 2, 2, DATE '2024-01-20', 500000);</w:t>
+      </w:r>
+    </w:p>
+    <w:p>
+      <w:pPr>
+        <w:spacing w:line="240" w:lineRule="auto"/>
+      </w:pPr>
+    </w:p>
+    <w:p>
+      <w:pPr>
+        <w:spacing w:line="240" w:lineRule="auto"/>
+      </w:pPr>
+      <w:r>
+        <w:t>COMMIT;</w:t>
       </w:r>
     </w:p>
     <w:p>
       <w:pPr>
         <w:spacing w:line="480" w:lineRule="auto"/>
-      </w:pPr>
-    </w:p>
-    <w:p>
-      <w:pPr>
-        <w:spacing w:line="240" w:lineRule="auto"/>
-      </w:pPr>
-      <w:r>
-        <w:t>INSERT INTO customers (</w:t>
-      </w:r>
-      <w:proofErr w:type="spellStart"/>
-      <w:r>
-        <w:t>customer_id</w:t>
-      </w:r>
-      <w:proofErr w:type="spellEnd"/>
-      <w:r>
-        <w:t>, name, region)</w:t>
-      </w:r>
-    </w:p>
-    <w:p>
-      <w:pPr>
-        <w:spacing w:line="240" w:lineRule="auto"/>
-      </w:pPr>
-      <w:r>
-        <w:t>VALUES (</w:t>
-      </w:r>
-      <w:proofErr w:type="spellStart"/>
-      <w:r>
-        <w:t>customers_</w:t>
-      </w:r>
-      <w:proofErr w:type="gramStart"/>
-      <w:r>
-        <w:t>seq.NEXTVAL</w:t>
-      </w:r>
-      <w:proofErr w:type="spellEnd"/>
-      <w:proofErr w:type="gramEnd"/>
-      <w:r>
-        <w:t>, 'Jane Smith', 'Musanze');</w:t>
-      </w:r>
-    </w:p>
-    <w:p>
-      <w:pPr>
-        <w:spacing w:line="240" w:lineRule="auto"/>
-      </w:pPr>
-    </w:p>
-    <w:p>
-      <w:pPr>
-        <w:spacing w:line="240" w:lineRule="auto"/>
-      </w:pPr>
-      <w:r>
-        <w:t>INSERT INTO products (</w:t>
-      </w:r>
-      <w:proofErr w:type="spellStart"/>
-      <w:r>
-        <w:t>product_id</w:t>
-      </w:r>
-      <w:proofErr w:type="spellEnd"/>
-      <w:r>
-        <w:t>, name, category)</w:t>
-      </w:r>
-    </w:p>
-    <w:p>
-      <w:pPr>
-        <w:spacing w:line="240" w:lineRule="auto"/>
-      </w:pPr>
-      <w:r>
-        <w:t>VALUES (</w:t>
-      </w:r>
-      <w:proofErr w:type="spellStart"/>
-      <w:r>
-        <w:t>products_</w:t>
-      </w:r>
-      <w:proofErr w:type="gramStart"/>
-      <w:r>
-        <w:t>seq.NEXTVAL</w:t>
-      </w:r>
-      <w:proofErr w:type="spellEnd"/>
-      <w:proofErr w:type="gramEnd"/>
-      <w:r>
-        <w:t>, 'Coffee Beans', 'Beverages');</w:t>
-      </w:r>
-    </w:p>
-    <w:p>
-      <w:pPr>
-        <w:spacing w:line="240" w:lineRule="auto"/>
-      </w:pPr>
-    </w:p>
-    <w:p>
-      <w:pPr>
-        <w:spacing w:line="240" w:lineRule="auto"/>
-      </w:pPr>
-      <w:r>
-        <w:t>INSERT INTO products (</w:t>
-      </w:r>
-      <w:proofErr w:type="spellStart"/>
-      <w:r>
-        <w:t>product_id</w:t>
-      </w:r>
-      <w:proofErr w:type="spellEnd"/>
-      <w:r>
-        <w:t>, name, category)</w:t>
-      </w:r>
-    </w:p>
-    <w:p>
-      <w:pPr>
-        <w:spacing w:line="240" w:lineRule="auto"/>
-      </w:pPr>
-      <w:r>
-        <w:t>VALUES (</w:t>
-      </w:r>
-      <w:proofErr w:type="spellStart"/>
-      <w:r>
-        <w:t>products_</w:t>
-      </w:r>
-      <w:proofErr w:type="gramStart"/>
-      <w:r>
-        <w:t>seq.NEXTVAL</w:t>
-      </w:r>
-      <w:proofErr w:type="spellEnd"/>
-      <w:proofErr w:type="gramEnd"/>
-      <w:r>
-        <w:t>, 'Espresso Machine', 'Equipment');</w:t>
-      </w:r>
-    </w:p>
-    <w:p>
-      <w:pPr>
-        <w:spacing w:line="240" w:lineRule="auto"/>
-      </w:pPr>
-    </w:p>
-    <w:p>
-      <w:pPr>
-        <w:spacing w:line="240" w:lineRule="auto"/>
-      </w:pPr>
-      <w:r>
-        <w:t>INSERT INTO transactions (</w:t>
-      </w:r>
-      <w:proofErr w:type="spellStart"/>
-      <w:r>
-        <w:t>transaction_id</w:t>
-      </w:r>
-      <w:proofErr w:type="spellEnd"/>
-      <w:r>
-        <w:t xml:space="preserve">, </w:t>
-      </w:r>
-      <w:proofErr w:type="spellStart"/>
-      <w:r>
-        <w:t>customer_id</w:t>
-      </w:r>
-      <w:proofErr w:type="spellEnd"/>
-      <w:r>
-        <w:t xml:space="preserve">, </w:t>
-      </w:r>
-      <w:proofErr w:type="spellStart"/>
-      <w:r>
-        <w:t>product_id</w:t>
-      </w:r>
-      <w:proofErr w:type="spellEnd"/>
-      <w:r>
-        <w:t xml:space="preserve">, </w:t>
-      </w:r>
-      <w:proofErr w:type="spellStart"/>
-      <w:r>
-        <w:t>sale_date</w:t>
-      </w:r>
-      <w:proofErr w:type="spellEnd"/>
-      <w:r>
-        <w:t>, amount)</w:t>
-      </w:r>
-    </w:p>
-    <w:p>
-      <w:pPr>
-        <w:spacing w:line="240" w:lineRule="auto"/>
-      </w:pPr>
-      <w:r>
-        <w:t>VALUES (</w:t>
-      </w:r>
-      <w:proofErr w:type="spellStart"/>
-      <w:r>
-        <w:t>transactions_</w:t>
-      </w:r>
-      <w:proofErr w:type="gramStart"/>
-      <w:r>
-        <w:t>seq.NEXTVAL</w:t>
-      </w:r>
-      <w:proofErr w:type="spellEnd"/>
-      <w:proofErr w:type="gramEnd"/>
-      <w:r>
-        <w:t>, 1, 1, DATE '2024-01-15', 25000);</w:t>
-      </w:r>
-    </w:p>
-    <w:p>
-      <w:pPr>
-        <w:spacing w:line="240" w:lineRule="auto"/>
-      </w:pPr>
-    </w:p>
-    <w:p>
-      <w:pPr>
-        <w:spacing w:line="240" w:lineRule="auto"/>
-      </w:pPr>
-      <w:r>
-        <w:t>INSERT INTO transactions (</w:t>
-      </w:r>
-      <w:proofErr w:type="spellStart"/>
-      <w:r>
-        <w:t>transaction_id</w:t>
-      </w:r>
-      <w:proofErr w:type="spellEnd"/>
-      <w:r>
-        <w:t xml:space="preserve">, </w:t>
-      </w:r>
-      <w:proofErr w:type="spellStart"/>
-      <w:r>
-        <w:t>customer_id</w:t>
-      </w:r>
-      <w:proofErr w:type="spellEnd"/>
-      <w:r>
-        <w:t xml:space="preserve">, </w:t>
-      </w:r>
-      <w:proofErr w:type="spellStart"/>
-      <w:r>
-        <w:t>product_id</w:t>
-      </w:r>
-      <w:proofErr w:type="spellEnd"/>
-      <w:r>
-        <w:t xml:space="preserve">, </w:t>
-      </w:r>
-      <w:proofErr w:type="spellStart"/>
-      <w:r>
-        <w:t>sale_date</w:t>
-      </w:r>
-      <w:proofErr w:type="spellEnd"/>
-      <w:r>
-        <w:t>, amount)</w:t>
-      </w:r>
-    </w:p>
-    <w:p>
-      <w:pPr>
-        <w:spacing w:line="240" w:lineRule="auto"/>
-      </w:pPr>
-      <w:r>
-        <w:t>VALUES (</w:t>
-      </w:r>
-      <w:proofErr w:type="spellStart"/>
-      <w:r>
-        <w:t>transactions_</w:t>
-      </w:r>
-      <w:proofErr w:type="gramStart"/>
-      <w:r>
-        <w:t>seq.NEXTVAL</w:t>
-      </w:r>
-      <w:proofErr w:type="spellEnd"/>
-      <w:proofErr w:type="gramEnd"/>
-      <w:r>
-        <w:t>, 2, 2, DATE '2024-01-20', 500000);</w:t>
-      </w:r>
-    </w:p>
-    <w:p>
-      <w:pPr>
-        <w:spacing w:line="240" w:lineRule="auto"/>
-      </w:pPr>
-    </w:p>
-    <w:p>
-      <w:pPr>
-        <w:spacing w:line="240" w:lineRule="auto"/>
-      </w:pPr>
-      <w:r>
-        <w:t>COMMIT;</w:t>
+        <w:rPr>
+          <w:b/>
+          <w:bCs/>
+        </w:rPr>
+      </w:pPr>
+      <w:r>
+        <w:rPr>
+          <w:b/>
+          <w:bCs/>
+        </w:rPr>
+        <w:t xml:space="preserve">Those scripts gave us </w:t>
+      </w:r>
+      <w:r>
+        <w:rPr>
+          <w:b/>
+          <w:bCs/>
+        </w:rPr>
+        <w:t xml:space="preserve">this </w:t>
+      </w:r>
+      <w:proofErr w:type="gramStart"/>
+      <w:r>
+        <w:rPr>
+          <w:b/>
+          <w:bCs/>
+        </w:rPr>
+        <w:t xml:space="preserve">and  </w:t>
+      </w:r>
+      <w:r>
+        <w:rPr>
+          <w:b/>
+          <w:bCs/>
+        </w:rPr>
+        <w:t>ER</w:t>
+      </w:r>
+      <w:proofErr w:type="gramEnd"/>
+      <w:r>
+        <w:rPr>
+          <w:b/>
+          <w:bCs/>
+        </w:rPr>
+        <w:t xml:space="preserve"> DIAGRAM</w:t>
       </w:r>
     </w:p>
     <w:p>
@@ -1354,55 +1548,8 @@
       </w:pPr>
       <w:r>
         <w:rPr>
-          <w:b/>
-          <w:bCs/>
-        </w:rPr>
-        <w:t xml:space="preserve">Those scripts gave us </w:t>
-      </w:r>
-      <w:r>
-        <w:rPr>
-          <w:b/>
-          <w:bCs/>
-        </w:rPr>
-        <w:t xml:space="preserve">this </w:t>
-      </w:r>
-      <w:proofErr w:type="gramStart"/>
-      <w:r>
-        <w:rPr>
-          <w:b/>
-          <w:bCs/>
-        </w:rPr>
-        <w:t xml:space="preserve">and  </w:t>
-      </w:r>
-      <w:r>
-        <w:rPr>
-          <w:b/>
-          <w:bCs/>
-        </w:rPr>
-        <w:t>ER</w:t>
-      </w:r>
-      <w:proofErr w:type="gramEnd"/>
-      <w:r>
-        <w:rPr>
-          <w:b/>
-          <w:bCs/>
-        </w:rPr>
-        <w:t xml:space="preserve"> DIAGRAM</w:t>
-      </w:r>
-    </w:p>
-    <w:p>
-      <w:pPr>
-        <w:spacing w:line="480" w:lineRule="auto"/>
-        <w:rPr>
-          <w:b/>
-          <w:bCs/>
-        </w:rPr>
-      </w:pPr>
-      <w:r>
-        <w:rPr>
           <w:noProof/>
         </w:rPr>
-        <w:lastRenderedPageBreak/>
         <w:drawing>
           <wp:inline distT="0" distB="0" distL="0" distR="0" wp14:anchorId="5C4E669C" wp14:editId="68686705">
             <wp:extent cx="5943600" cy="3314065"/>
@@ -1454,6 +1601,7 @@
         <w:rPr>
           <w:noProof/>
         </w:rPr>
+        <w:lastRenderedPageBreak/>
         <w:drawing>
           <wp:inline distT="0" distB="0" distL="0" distR="0" wp14:anchorId="59C6C159" wp14:editId="7D5F6BFD">
             <wp:extent cx="5943600" cy="3107690"/>
@@ -1523,9 +1671,8 @@
         <w:rPr>
           <w:noProof/>
         </w:rPr>
-        <w:lastRenderedPageBreak/>
         <w:drawing>
-          <wp:inline distT="0" distB="0" distL="0" distR="0" wp14:anchorId="2ED00EDA" wp14:editId="5B6E8E09">
+          <wp:inline distT="0" distB="0" distL="0" distR="0" wp14:anchorId="2ED00EDA" wp14:editId="5DBACFE8">
             <wp:extent cx="5943600" cy="2988945"/>
             <wp:effectExtent l="0" t="0" r="0" b="1905"/>
             <wp:docPr id="642505405" name="Picture 1" descr="A screenshot of a computer&#10;&#10;AI-generated content may be incorrect."/>
@@ -1778,243 +1925,243 @@
         </w:tabs>
       </w:pPr>
       <w:r>
+        <w:t xml:space="preserve">  </w:t>
+      </w:r>
+      <w:proofErr w:type="gramStart"/>
+      <w:r>
+        <w:t>RANK(</w:t>
+      </w:r>
+      <w:proofErr w:type="gramEnd"/>
+      <w:r>
+        <w:t xml:space="preserve">)       </w:t>
+      </w:r>
+      <w:proofErr w:type="gramStart"/>
+      <w:r>
+        <w:t>OVER(</w:t>
+      </w:r>
+      <w:proofErr w:type="gramEnd"/>
+      <w:r>
+        <w:t>ORDER BY SUM(</w:t>
+      </w:r>
+      <w:proofErr w:type="spellStart"/>
+      <w:proofErr w:type="gramStart"/>
+      <w:r>
+        <w:t>t.amount</w:t>
+      </w:r>
+      <w:proofErr w:type="spellEnd"/>
+      <w:proofErr w:type="gramEnd"/>
+      <w:r>
+        <w:t xml:space="preserve">) DESC) AS </w:t>
+      </w:r>
+      <w:proofErr w:type="spellStart"/>
+      <w:r>
+        <w:t>rank_num</w:t>
+      </w:r>
+      <w:proofErr w:type="spellEnd"/>
+      <w:r>
+        <w:t>,</w:t>
+      </w:r>
+    </w:p>
+    <w:p>
+      <w:pPr>
+        <w:tabs>
+          <w:tab w:val="left" w:pos="1416"/>
+        </w:tabs>
+      </w:pPr>
+      <w:r>
+        <w:t xml:space="preserve">  DENSE_</w:t>
+      </w:r>
+      <w:proofErr w:type="gramStart"/>
+      <w:r>
+        <w:t>RANK(</w:t>
+      </w:r>
+      <w:proofErr w:type="gramEnd"/>
+      <w:r>
+        <w:t xml:space="preserve">) </w:t>
+      </w:r>
+      <w:proofErr w:type="gramStart"/>
+      <w:r>
+        <w:t>OVER(</w:t>
+      </w:r>
+      <w:proofErr w:type="gramEnd"/>
+      <w:r>
+        <w:t>ORDER BY SUM(</w:t>
+      </w:r>
+      <w:proofErr w:type="spellStart"/>
+      <w:proofErr w:type="gramStart"/>
+      <w:r>
+        <w:t>t.amount</w:t>
+      </w:r>
+      <w:proofErr w:type="spellEnd"/>
+      <w:proofErr w:type="gramEnd"/>
+      <w:r>
+        <w:t xml:space="preserve">) DESC) AS </w:t>
+      </w:r>
+      <w:proofErr w:type="spellStart"/>
+      <w:r>
+        <w:t>dense_rank_num</w:t>
+      </w:r>
+      <w:proofErr w:type="spellEnd"/>
+      <w:r>
+        <w:t>,</w:t>
+      </w:r>
+    </w:p>
+    <w:p>
+      <w:pPr>
+        <w:tabs>
+          <w:tab w:val="left" w:pos="1416"/>
+        </w:tabs>
+      </w:pPr>
+      <w:r>
+        <w:t xml:space="preserve">  PERCENT_</w:t>
+      </w:r>
+      <w:proofErr w:type="gramStart"/>
+      <w:r>
+        <w:t>RANK(</w:t>
+      </w:r>
+      <w:proofErr w:type="gramEnd"/>
+      <w:r>
+        <w:t xml:space="preserve">) </w:t>
+      </w:r>
+      <w:proofErr w:type="gramStart"/>
+      <w:r>
+        <w:t>OVER(</w:t>
+      </w:r>
+      <w:proofErr w:type="gramEnd"/>
+      <w:r>
+        <w:t>ORDER BY SUM(</w:t>
+      </w:r>
+      <w:proofErr w:type="spellStart"/>
+      <w:proofErr w:type="gramStart"/>
+      <w:r>
+        <w:t>t.amount</w:t>
+      </w:r>
+      <w:proofErr w:type="spellEnd"/>
+      <w:proofErr w:type="gramEnd"/>
+      <w:r>
+        <w:t xml:space="preserve">) DESC) AS </w:t>
+      </w:r>
+      <w:proofErr w:type="spellStart"/>
+      <w:r>
+        <w:t>percent_rank</w:t>
+      </w:r>
+      <w:proofErr w:type="spellEnd"/>
+    </w:p>
+    <w:p>
+      <w:pPr>
+        <w:tabs>
+          <w:tab w:val="left" w:pos="1416"/>
+        </w:tabs>
+      </w:pPr>
+      <w:r>
+        <w:t>FROM transactions t</w:t>
+      </w:r>
+    </w:p>
+    <w:p>
+      <w:pPr>
+        <w:tabs>
+          <w:tab w:val="left" w:pos="1416"/>
+        </w:tabs>
+      </w:pPr>
+      <w:r>
+        <w:t xml:space="preserve">JOIN customers c ON </w:t>
+      </w:r>
+      <w:proofErr w:type="spellStart"/>
+      <w:proofErr w:type="gramStart"/>
+      <w:r>
+        <w:t>t.customer</w:t>
+      </w:r>
+      <w:proofErr w:type="gramEnd"/>
+      <w:r>
+        <w:t>_id</w:t>
+      </w:r>
+      <w:proofErr w:type="spellEnd"/>
+      <w:r>
+        <w:t xml:space="preserve"> = </w:t>
+      </w:r>
+      <w:proofErr w:type="spellStart"/>
+      <w:proofErr w:type="gramStart"/>
+      <w:r>
+        <w:t>c.customer</w:t>
+      </w:r>
+      <w:proofErr w:type="gramEnd"/>
+      <w:r>
+        <w:t>_id</w:t>
+      </w:r>
+      <w:proofErr w:type="spellEnd"/>
+    </w:p>
+    <w:p>
+      <w:pPr>
+        <w:tabs>
+          <w:tab w:val="left" w:pos="1416"/>
+        </w:tabs>
+      </w:pPr>
+      <w:r>
+        <w:t xml:space="preserve">GROUP BY </w:t>
+      </w:r>
+      <w:proofErr w:type="spellStart"/>
+      <w:proofErr w:type="gramStart"/>
+      <w:r>
+        <w:t>c.customer</w:t>
+      </w:r>
+      <w:proofErr w:type="gramEnd"/>
+      <w:r>
+        <w:t>_id</w:t>
+      </w:r>
+      <w:proofErr w:type="spellEnd"/>
+      <w:r>
+        <w:t xml:space="preserve">, c.name, </w:t>
+      </w:r>
+      <w:proofErr w:type="spellStart"/>
+      <w:proofErr w:type="gramStart"/>
+      <w:r>
+        <w:t>c.region</w:t>
+      </w:r>
+      <w:proofErr w:type="spellEnd"/>
+      <w:proofErr w:type="gramEnd"/>
+      <w:r>
+        <w:t>;</w:t>
+      </w:r>
+    </w:p>
+    <w:p>
+      <w:pPr>
+        <w:tabs>
+          <w:tab w:val="left" w:pos="1416"/>
+        </w:tabs>
+      </w:pPr>
+    </w:p>
+    <w:p>
+      <w:pPr>
+        <w:tabs>
+          <w:tab w:val="left" w:pos="1416"/>
+        </w:tabs>
+        <w:rPr>
+          <w:b/>
+          <w:bCs/>
+        </w:rPr>
+      </w:pPr>
+      <w:r>
+        <w:rPr>
+          <w:b/>
+          <w:bCs/>
+        </w:rPr>
+        <w:t>SCREENSHOOT</w:t>
+      </w:r>
+    </w:p>
+    <w:p>
+      <w:pPr>
+        <w:tabs>
+          <w:tab w:val="left" w:pos="1416"/>
+        </w:tabs>
+        <w:rPr>
+          <w:noProof/>
+        </w:rPr>
+      </w:pPr>
+      <w:r>
+        <w:rPr>
+          <w:noProof/>
+        </w:rPr>
         <w:lastRenderedPageBreak/>
-        <w:t xml:space="preserve">  </w:t>
-      </w:r>
-      <w:proofErr w:type="gramStart"/>
-      <w:r>
-        <w:t>RANK(</w:t>
-      </w:r>
-      <w:proofErr w:type="gramEnd"/>
-      <w:r>
-        <w:t xml:space="preserve">)       </w:t>
-      </w:r>
-      <w:proofErr w:type="gramStart"/>
-      <w:r>
-        <w:t>OVER(</w:t>
-      </w:r>
-      <w:proofErr w:type="gramEnd"/>
-      <w:r>
-        <w:t>ORDER BY SUM(</w:t>
-      </w:r>
-      <w:proofErr w:type="spellStart"/>
-      <w:proofErr w:type="gramStart"/>
-      <w:r>
-        <w:t>t.amount</w:t>
-      </w:r>
-      <w:proofErr w:type="spellEnd"/>
-      <w:proofErr w:type="gramEnd"/>
-      <w:r>
-        <w:t xml:space="preserve">) DESC) AS </w:t>
-      </w:r>
-      <w:proofErr w:type="spellStart"/>
-      <w:r>
-        <w:t>rank_num</w:t>
-      </w:r>
-      <w:proofErr w:type="spellEnd"/>
-      <w:r>
-        <w:t>,</w:t>
-      </w:r>
-    </w:p>
-    <w:p>
-      <w:pPr>
-        <w:tabs>
-          <w:tab w:val="left" w:pos="1416"/>
-        </w:tabs>
-      </w:pPr>
-      <w:r>
-        <w:t xml:space="preserve">  DENSE_</w:t>
-      </w:r>
-      <w:proofErr w:type="gramStart"/>
-      <w:r>
-        <w:t>RANK(</w:t>
-      </w:r>
-      <w:proofErr w:type="gramEnd"/>
-      <w:r>
-        <w:t xml:space="preserve">) </w:t>
-      </w:r>
-      <w:proofErr w:type="gramStart"/>
-      <w:r>
-        <w:t>OVER(</w:t>
-      </w:r>
-      <w:proofErr w:type="gramEnd"/>
-      <w:r>
-        <w:t>ORDER BY SUM(</w:t>
-      </w:r>
-      <w:proofErr w:type="spellStart"/>
-      <w:proofErr w:type="gramStart"/>
-      <w:r>
-        <w:t>t.amount</w:t>
-      </w:r>
-      <w:proofErr w:type="spellEnd"/>
-      <w:proofErr w:type="gramEnd"/>
-      <w:r>
-        <w:t xml:space="preserve">) DESC) AS </w:t>
-      </w:r>
-      <w:proofErr w:type="spellStart"/>
-      <w:r>
-        <w:t>dense_rank_num</w:t>
-      </w:r>
-      <w:proofErr w:type="spellEnd"/>
-      <w:r>
-        <w:t>,</w:t>
-      </w:r>
-    </w:p>
-    <w:p>
-      <w:pPr>
-        <w:tabs>
-          <w:tab w:val="left" w:pos="1416"/>
-        </w:tabs>
-      </w:pPr>
-      <w:r>
-        <w:t xml:space="preserve">  PERCENT_</w:t>
-      </w:r>
-      <w:proofErr w:type="gramStart"/>
-      <w:r>
-        <w:t>RANK(</w:t>
-      </w:r>
-      <w:proofErr w:type="gramEnd"/>
-      <w:r>
-        <w:t xml:space="preserve">) </w:t>
-      </w:r>
-      <w:proofErr w:type="gramStart"/>
-      <w:r>
-        <w:t>OVER(</w:t>
-      </w:r>
-      <w:proofErr w:type="gramEnd"/>
-      <w:r>
-        <w:t>ORDER BY SUM(</w:t>
-      </w:r>
-      <w:proofErr w:type="spellStart"/>
-      <w:proofErr w:type="gramStart"/>
-      <w:r>
-        <w:t>t.amount</w:t>
-      </w:r>
-      <w:proofErr w:type="spellEnd"/>
-      <w:proofErr w:type="gramEnd"/>
-      <w:r>
-        <w:t xml:space="preserve">) DESC) AS </w:t>
-      </w:r>
-      <w:proofErr w:type="spellStart"/>
-      <w:r>
-        <w:t>percent_rank</w:t>
-      </w:r>
-      <w:proofErr w:type="spellEnd"/>
-    </w:p>
-    <w:p>
-      <w:pPr>
-        <w:tabs>
-          <w:tab w:val="left" w:pos="1416"/>
-        </w:tabs>
-      </w:pPr>
-      <w:r>
-        <w:t>FROM transactions t</w:t>
-      </w:r>
-    </w:p>
-    <w:p>
-      <w:pPr>
-        <w:tabs>
-          <w:tab w:val="left" w:pos="1416"/>
-        </w:tabs>
-      </w:pPr>
-      <w:r>
-        <w:t xml:space="preserve">JOIN customers c ON </w:t>
-      </w:r>
-      <w:proofErr w:type="spellStart"/>
-      <w:proofErr w:type="gramStart"/>
-      <w:r>
-        <w:t>t.customer</w:t>
-      </w:r>
-      <w:proofErr w:type="gramEnd"/>
-      <w:r>
-        <w:t>_id</w:t>
-      </w:r>
-      <w:proofErr w:type="spellEnd"/>
-      <w:r>
-        <w:t xml:space="preserve"> = </w:t>
-      </w:r>
-      <w:proofErr w:type="spellStart"/>
-      <w:proofErr w:type="gramStart"/>
-      <w:r>
-        <w:t>c.customer</w:t>
-      </w:r>
-      <w:proofErr w:type="gramEnd"/>
-      <w:r>
-        <w:t>_id</w:t>
-      </w:r>
-      <w:proofErr w:type="spellEnd"/>
-    </w:p>
-    <w:p>
-      <w:pPr>
-        <w:tabs>
-          <w:tab w:val="left" w:pos="1416"/>
-        </w:tabs>
-      </w:pPr>
-      <w:r>
-        <w:t xml:space="preserve">GROUP BY </w:t>
-      </w:r>
-      <w:proofErr w:type="spellStart"/>
-      <w:proofErr w:type="gramStart"/>
-      <w:r>
-        <w:t>c.customer</w:t>
-      </w:r>
-      <w:proofErr w:type="gramEnd"/>
-      <w:r>
-        <w:t>_id</w:t>
-      </w:r>
-      <w:proofErr w:type="spellEnd"/>
-      <w:r>
-        <w:t xml:space="preserve">, c.name, </w:t>
-      </w:r>
-      <w:proofErr w:type="spellStart"/>
-      <w:proofErr w:type="gramStart"/>
-      <w:r>
-        <w:t>c.region</w:t>
-      </w:r>
-      <w:proofErr w:type="spellEnd"/>
-      <w:proofErr w:type="gramEnd"/>
-      <w:r>
-        <w:t>;</w:t>
-      </w:r>
-    </w:p>
-    <w:p>
-      <w:pPr>
-        <w:tabs>
-          <w:tab w:val="left" w:pos="1416"/>
-        </w:tabs>
-      </w:pPr>
-    </w:p>
-    <w:p>
-      <w:pPr>
-        <w:tabs>
-          <w:tab w:val="left" w:pos="1416"/>
-        </w:tabs>
-        <w:rPr>
-          <w:b/>
-          <w:bCs/>
-        </w:rPr>
-      </w:pPr>
-      <w:r>
-        <w:rPr>
-          <w:b/>
-          <w:bCs/>
-        </w:rPr>
-        <w:t>SCREENSHOOT</w:t>
-      </w:r>
-    </w:p>
-    <w:p>
-      <w:pPr>
-        <w:tabs>
-          <w:tab w:val="left" w:pos="1416"/>
-        </w:tabs>
-        <w:rPr>
-          <w:noProof/>
-        </w:rPr>
-      </w:pPr>
-      <w:r>
-        <w:rPr>
-          <w:noProof/>
-        </w:rPr>
         <w:drawing>
           <wp:inline distT="0" distB="0" distL="0" distR="0" wp14:anchorId="37B11131" wp14:editId="22FA2490">
             <wp:extent cx="5943600" cy="3354070"/>
@@ -2110,8 +2257,136 @@
           <w:b/>
           <w:bCs/>
         </w:rPr>
+        <w:t>4.2 Aggregate – Running totals and trends</w:t>
+      </w:r>
+    </w:p>
+    <w:p>
+      <w:pPr>
+        <w:tabs>
+          <w:tab w:val="left" w:pos="1368"/>
+        </w:tabs>
+      </w:pPr>
+      <w:r>
+        <w:rPr>
+          <w:b/>
+          <w:bCs/>
+        </w:rPr>
+        <w:t>SCRIPTS</w:t>
+      </w:r>
+      <w:r>
+        <w:rPr>
+          <w:b/>
+          <w:bCs/>
+        </w:rPr>
+        <w:t xml:space="preserve"> USED</w:t>
+      </w:r>
+      <w:r>
+        <w:rPr>
+          <w:b/>
+          <w:bCs/>
+        </w:rPr>
+        <w:br/>
+      </w:r>
+      <w:r>
+        <w:rPr>
+          <w:b/>
+          <w:bCs/>
+        </w:rPr>
+        <w:br/>
+      </w:r>
+      <w:r>
+        <w:t>/*</w:t>
+      </w:r>
+    </w:p>
+    <w:p>
+      <w:pPr>
+        <w:tabs>
+          <w:tab w:val="left" w:pos="1368"/>
+        </w:tabs>
+      </w:pPr>
+      <w:r>
+        <w:t xml:space="preserve">Running monthly totals per region with </w:t>
+      </w:r>
+      <w:proofErr w:type="gramStart"/>
+      <w:r>
+        <w:t>SUM(</w:t>
+      </w:r>
+      <w:proofErr w:type="gramEnd"/>
+      <w:r>
+        <w:t xml:space="preserve">), </w:t>
+      </w:r>
+      <w:proofErr w:type="gramStart"/>
+      <w:r>
+        <w:t>AVG(</w:t>
+      </w:r>
+      <w:proofErr w:type="gramEnd"/>
+      <w:r>
+        <w:t xml:space="preserve">), </w:t>
+      </w:r>
+      <w:proofErr w:type="gramStart"/>
+      <w:r>
+        <w:t>MIN(</w:t>
+      </w:r>
+      <w:proofErr w:type="gramEnd"/>
+      <w:r>
+        <w:t xml:space="preserve">), </w:t>
+      </w:r>
+      <w:proofErr w:type="gramStart"/>
+      <w:r>
+        <w:t>MAX(</w:t>
+      </w:r>
+      <w:proofErr w:type="gramEnd"/>
+      <w:r>
+        <w:t>)</w:t>
+      </w:r>
+    </w:p>
+    <w:p>
+      <w:pPr>
+        <w:tabs>
+          <w:tab w:val="left" w:pos="1368"/>
+        </w:tabs>
+      </w:pPr>
+      <w:r>
+        <w:t>using ROWS frame (explicit)</w:t>
+      </w:r>
+    </w:p>
+    <w:p>
+      <w:pPr>
+        <w:tabs>
+          <w:tab w:val="left" w:pos="1368"/>
+        </w:tabs>
+      </w:pPr>
+      <w:r>
+        <w:t>*/</w:t>
+      </w:r>
+    </w:p>
+    <w:p>
+      <w:pPr>
+        <w:tabs>
+          <w:tab w:val="left" w:pos="1368"/>
+        </w:tabs>
+      </w:pPr>
+      <w:r>
+        <w:t xml:space="preserve">SELECT </w:t>
+      </w:r>
+    </w:p>
+    <w:p>
+      <w:pPr>
+        <w:tabs>
+          <w:tab w:val="left" w:pos="1368"/>
+        </w:tabs>
+      </w:pPr>
+      <w:r>
         <w:lastRenderedPageBreak/>
-        <w:t>4.2 Aggregate – Running totals and trends</w:t>
+        <w:t xml:space="preserve">  </w:t>
+      </w:r>
+      <w:proofErr w:type="spellStart"/>
+      <w:r>
+        <w:t>c.region</w:t>
+      </w:r>
+      <w:proofErr w:type="spellEnd"/>
+      <w:r>
+        <w:t>,</w:t>
       </w:r>
     </w:p>
     <w:p>
@@ -2121,35 +2396,20 @@
         </w:tabs>
       </w:pPr>
       <w:r>
-        <w:rPr>
-          <w:b/>
-          <w:bCs/>
-        </w:rPr>
-        <w:t>SCRIPTS</w:t>
-      </w:r>
-      <w:r>
-        <w:rPr>
-          <w:b/>
-          <w:bCs/>
-        </w:rPr>
-        <w:t xml:space="preserve"> USED</w:t>
-      </w:r>
-      <w:r>
-        <w:rPr>
-          <w:b/>
-          <w:bCs/>
-        </w:rPr>
-        <w:br/>
-      </w:r>
-      <w:r>
-        <w:rPr>
-          <w:b/>
-          <w:bCs/>
-        </w:rPr>
-        <w:br/>
-      </w:r>
-      <w:r>
-        <w:t>/*</w:t>
+        <w:t xml:space="preserve">  TO_CHAR(</w:t>
+      </w:r>
+      <w:proofErr w:type="spellStart"/>
+      <w:proofErr w:type="gramStart"/>
+      <w:r>
+        <w:t>t.sale</w:t>
+      </w:r>
+      <w:proofErr w:type="gramEnd"/>
+      <w:r>
+        <w:t>_date,'YYYY</w:t>
+      </w:r>
+      <w:proofErr w:type="spellEnd"/>
+      <w:r>
+        <w:t>-MM') AS month,</w:t>
       </w:r>
     </w:p>
     <w:p>
@@ -2159,39 +2419,25 @@
         </w:tabs>
       </w:pPr>
       <w:r>
-        <w:t xml:space="preserve">Running monthly totals per region with </w:t>
-      </w:r>
-      <w:proofErr w:type="gramStart"/>
-      <w:r>
-        <w:t>SUM(</w:t>
-      </w:r>
-      <w:proofErr w:type="gramEnd"/>
-      <w:r>
-        <w:t xml:space="preserve">), </w:t>
-      </w:r>
-      <w:proofErr w:type="gramStart"/>
-      <w:r>
-        <w:t>AVG(</w:t>
-      </w:r>
-      <w:proofErr w:type="gramEnd"/>
-      <w:r>
-        <w:t xml:space="preserve">), </w:t>
-      </w:r>
-      <w:proofErr w:type="gramStart"/>
-      <w:r>
-        <w:t>MIN(</w:t>
-      </w:r>
-      <w:proofErr w:type="gramEnd"/>
-      <w:r>
-        <w:t xml:space="preserve">), </w:t>
-      </w:r>
-      <w:proofErr w:type="gramStart"/>
-      <w:r>
-        <w:t>MAX(</w:t>
-      </w:r>
-      <w:proofErr w:type="gramEnd"/>
-      <w:r>
-        <w:t>)</w:t>
+        <w:t xml:space="preserve">  SUM(</w:t>
+      </w:r>
+      <w:proofErr w:type="spellStart"/>
+      <w:proofErr w:type="gramStart"/>
+      <w:r>
+        <w:t>t.amount</w:t>
+      </w:r>
+      <w:proofErr w:type="spellEnd"/>
+      <w:proofErr w:type="gramEnd"/>
+      <w:r>
+        <w:t xml:space="preserve">) AS </w:t>
+      </w:r>
+      <w:proofErr w:type="spellStart"/>
+      <w:r>
+        <w:t>monthly_sales</w:t>
+      </w:r>
+      <w:proofErr w:type="spellEnd"/>
+      <w:r>
+        <w:t>,</w:t>
       </w:r>
     </w:p>
     <w:p>
@@ -2201,8 +2447,23 @@
         </w:tabs>
       </w:pPr>
       <w:r>
-        <w:t>using ROWS frame (explicit)</w:t>
-      </w:r>
+        <w:t xml:space="preserve">  SUM(SUM(</w:t>
+      </w:r>
+      <w:proofErr w:type="spellStart"/>
+      <w:proofErr w:type="gramStart"/>
+      <w:r>
+        <w:t>t.amount</w:t>
+      </w:r>
+      <w:proofErr w:type="spellEnd"/>
+      <w:proofErr w:type="gramEnd"/>
+      <w:r>
+        <w:t xml:space="preserve">)) </w:t>
+      </w:r>
+      <w:proofErr w:type="gramStart"/>
+      <w:r>
+        <w:t>OVER(</w:t>
+      </w:r>
+      <w:proofErr w:type="gramEnd"/>
     </w:p>
     <w:p>
       <w:pPr>
@@ -2211,7 +2472,17 @@
         </w:tabs>
       </w:pPr>
       <w:r>
-        <w:t>*/</w:t>
+        <w:t xml:space="preserve">        PARTITION BY </w:t>
+      </w:r>
+      <w:proofErr w:type="spellStart"/>
+      <w:proofErr w:type="gramStart"/>
+      <w:r>
+        <w:t>c.region</w:t>
+      </w:r>
+      <w:proofErr w:type="spellEnd"/>
+      <w:proofErr w:type="gramEnd"/>
+      <w:r>
+        <w:t xml:space="preserve"> </w:t>
       </w:r>
     </w:p>
     <w:p>
@@ -2221,7 +2492,20 @@
         </w:tabs>
       </w:pPr>
       <w:r>
-        <w:t xml:space="preserve">SELECT </w:t>
+        <w:t xml:space="preserve">        ORDER BY TO_CHAR(</w:t>
+      </w:r>
+      <w:proofErr w:type="spellStart"/>
+      <w:proofErr w:type="gramStart"/>
+      <w:r>
+        <w:t>t.sale</w:t>
+      </w:r>
+      <w:proofErr w:type="gramEnd"/>
+      <w:r>
+        <w:t>_date,'YYYY</w:t>
+      </w:r>
+      <w:proofErr w:type="spellEnd"/>
+      <w:r>
+        <w:t>-MM')</w:t>
       </w:r>
     </w:p>
     <w:p>
@@ -2231,13 +2515,137 @@
         </w:tabs>
       </w:pPr>
       <w:r>
-        <w:t xml:space="preserve">  </w:t>
-      </w:r>
-      <w:proofErr w:type="spellStart"/>
+        <w:t xml:space="preserve">        ROWS BETWEEN UNBOUNDED PRECEDING AND CURRENT ROW) AS </w:t>
+      </w:r>
+      <w:proofErr w:type="spellStart"/>
+      <w:r>
+        <w:t>running_total</w:t>
+      </w:r>
+      <w:proofErr w:type="spellEnd"/>
+      <w:r>
+        <w:t>,</w:t>
+      </w:r>
+    </w:p>
+    <w:p>
+      <w:pPr>
+        <w:tabs>
+          <w:tab w:val="left" w:pos="1368"/>
+        </w:tabs>
+      </w:pPr>
+      <w:r>
+        <w:t xml:space="preserve">  AVG(SUM(</w:t>
+      </w:r>
+      <w:proofErr w:type="spellStart"/>
+      <w:proofErr w:type="gramStart"/>
+      <w:r>
+        <w:t>t.amount</w:t>
+      </w:r>
+      <w:proofErr w:type="spellEnd"/>
+      <w:proofErr w:type="gramEnd"/>
+      <w:r>
+        <w:t xml:space="preserve">)) </w:t>
+      </w:r>
+      <w:proofErr w:type="gramStart"/>
+      <w:r>
+        <w:t>OVER(</w:t>
+      </w:r>
+      <w:proofErr w:type="gramEnd"/>
+    </w:p>
+    <w:p>
+      <w:pPr>
+        <w:tabs>
+          <w:tab w:val="left" w:pos="1368"/>
+        </w:tabs>
+      </w:pPr>
+      <w:r>
+        <w:t xml:space="preserve">        PARTITION BY </w:t>
+      </w:r>
+      <w:proofErr w:type="spellStart"/>
+      <w:proofErr w:type="gramStart"/>
       <w:r>
         <w:t>c.region</w:t>
       </w:r>
       <w:proofErr w:type="spellEnd"/>
+      <w:proofErr w:type="gramEnd"/>
+      <w:r>
+        <w:t xml:space="preserve"> </w:t>
+      </w:r>
+    </w:p>
+    <w:p>
+      <w:pPr>
+        <w:tabs>
+          <w:tab w:val="left" w:pos="1368"/>
+        </w:tabs>
+      </w:pPr>
+      <w:r>
+        <w:t xml:space="preserve">        ORDER BY TO_CHAR(</w:t>
+      </w:r>
+      <w:proofErr w:type="spellStart"/>
+      <w:proofErr w:type="gramStart"/>
+      <w:r>
+        <w:t>t.sale</w:t>
+      </w:r>
+      <w:proofErr w:type="gramEnd"/>
+      <w:r>
+        <w:t>_date,'YYYY</w:t>
+      </w:r>
+      <w:proofErr w:type="spellEnd"/>
+      <w:r>
+        <w:t>-MM')</w:t>
+      </w:r>
+    </w:p>
+    <w:p>
+      <w:pPr>
+        <w:tabs>
+          <w:tab w:val="left" w:pos="1368"/>
+        </w:tabs>
+      </w:pPr>
+      <w:r>
+        <w:t xml:space="preserve">        ROWS BETWEEN 2 PRECEDING AND CURRENT ROW) AS moving_avg_3months,</w:t>
+      </w:r>
+    </w:p>
+    <w:p>
+      <w:pPr>
+        <w:tabs>
+          <w:tab w:val="left" w:pos="1368"/>
+        </w:tabs>
+      </w:pPr>
+      <w:r>
+        <w:t xml:space="preserve">  MIN(SUM(</w:t>
+      </w:r>
+      <w:proofErr w:type="spellStart"/>
+      <w:proofErr w:type="gramStart"/>
+      <w:r>
+        <w:t>t.amount</w:t>
+      </w:r>
+      <w:proofErr w:type="spellEnd"/>
+      <w:proofErr w:type="gramEnd"/>
+      <w:r>
+        <w:t xml:space="preserve">)) </w:t>
+      </w:r>
+      <w:proofErr w:type="gramStart"/>
+      <w:r>
+        <w:t>OVER(</w:t>
+      </w:r>
+      <w:proofErr w:type="gramEnd"/>
+      <w:r>
+        <w:t xml:space="preserve">PARTITION BY </w:t>
+      </w:r>
+      <w:proofErr w:type="spellStart"/>
+      <w:proofErr w:type="gramStart"/>
+      <w:r>
+        <w:t>c.region</w:t>
+      </w:r>
+      <w:proofErr w:type="spellEnd"/>
+      <w:proofErr w:type="gramEnd"/>
+      <w:r>
+        <w:t xml:space="preserve">) AS </w:t>
+      </w:r>
+      <w:proofErr w:type="spellStart"/>
+      <w:r>
+        <w:t>min_month</w:t>
+      </w:r>
+      <w:proofErr w:type="spellEnd"/>
       <w:r>
         <w:t>,</w:t>
       </w:r>
@@ -2249,7 +2657,103 @@
         </w:tabs>
       </w:pPr>
       <w:r>
-        <w:t xml:space="preserve">  TO_CHAR(</w:t>
+        <w:t xml:space="preserve">  MAX(SUM(</w:t>
+      </w:r>
+      <w:proofErr w:type="spellStart"/>
+      <w:proofErr w:type="gramStart"/>
+      <w:r>
+        <w:t>t.amount</w:t>
+      </w:r>
+      <w:proofErr w:type="spellEnd"/>
+      <w:proofErr w:type="gramEnd"/>
+      <w:r>
+        <w:t xml:space="preserve">)) </w:t>
+      </w:r>
+      <w:proofErr w:type="gramStart"/>
+      <w:r>
+        <w:t>OVER(</w:t>
+      </w:r>
+      <w:proofErr w:type="gramEnd"/>
+      <w:r>
+        <w:t xml:space="preserve">PARTITION BY </w:t>
+      </w:r>
+      <w:proofErr w:type="spellStart"/>
+      <w:proofErr w:type="gramStart"/>
+      <w:r>
+        <w:t>c.region</w:t>
+      </w:r>
+      <w:proofErr w:type="spellEnd"/>
+      <w:proofErr w:type="gramEnd"/>
+      <w:r>
+        <w:t xml:space="preserve">) AS </w:t>
+      </w:r>
+      <w:proofErr w:type="spellStart"/>
+      <w:r>
+        <w:t>max_month</w:t>
+      </w:r>
+      <w:proofErr w:type="spellEnd"/>
+    </w:p>
+    <w:p>
+      <w:pPr>
+        <w:tabs>
+          <w:tab w:val="left" w:pos="1368"/>
+        </w:tabs>
+      </w:pPr>
+      <w:r>
+        <w:t>FROM transactions t</w:t>
+      </w:r>
+    </w:p>
+    <w:p>
+      <w:pPr>
+        <w:tabs>
+          <w:tab w:val="left" w:pos="1368"/>
+        </w:tabs>
+      </w:pPr>
+      <w:r>
+        <w:t xml:space="preserve">JOIN customers c ON </w:t>
+      </w:r>
+      <w:proofErr w:type="spellStart"/>
+      <w:proofErr w:type="gramStart"/>
+      <w:r>
+        <w:t>t.customer</w:t>
+      </w:r>
+      <w:proofErr w:type="gramEnd"/>
+      <w:r>
+        <w:t>_id</w:t>
+      </w:r>
+      <w:proofErr w:type="spellEnd"/>
+      <w:r>
+        <w:t xml:space="preserve"> = </w:t>
+      </w:r>
+      <w:proofErr w:type="spellStart"/>
+      <w:proofErr w:type="gramStart"/>
+      <w:r>
+        <w:t>c.customer</w:t>
+      </w:r>
+      <w:proofErr w:type="gramEnd"/>
+      <w:r>
+        <w:t>_id</w:t>
+      </w:r>
+      <w:proofErr w:type="spellEnd"/>
+    </w:p>
+    <w:p>
+      <w:pPr>
+        <w:tabs>
+          <w:tab w:val="left" w:pos="1368"/>
+        </w:tabs>
+      </w:pPr>
+      <w:r>
+        <w:t xml:space="preserve">GROUP BY </w:t>
+      </w:r>
+      <w:proofErr w:type="spellStart"/>
+      <w:proofErr w:type="gramStart"/>
+      <w:r>
+        <w:t>c.region</w:t>
+      </w:r>
+      <w:proofErr w:type="spellEnd"/>
+      <w:proofErr w:type="gramEnd"/>
+      <w:r>
+        <w:t>, TO_CHAR(</w:t>
       </w:r>
       <w:proofErr w:type="spellStart"/>
       <w:proofErr w:type="gramStart"/>
@@ -2262,7 +2766,7 @@
       </w:r>
       <w:proofErr w:type="spellEnd"/>
       <w:r>
-        <w:t>-MM') AS month,</w:t>
+        <w:t>-MM');</w:t>
       </w:r>
     </w:p>
     <w:p>
@@ -2271,27 +2775,6 @@
           <w:tab w:val="left" w:pos="1368"/>
         </w:tabs>
       </w:pPr>
-      <w:r>
-        <w:t xml:space="preserve">  SUM(</w:t>
-      </w:r>
-      <w:proofErr w:type="spellStart"/>
-      <w:proofErr w:type="gramStart"/>
-      <w:r>
-        <w:t>t.amount</w:t>
-      </w:r>
-      <w:proofErr w:type="spellEnd"/>
-      <w:proofErr w:type="gramEnd"/>
-      <w:r>
-        <w:t xml:space="preserve">) AS </w:t>
-      </w:r>
-      <w:proofErr w:type="spellStart"/>
-      <w:r>
-        <w:t>monthly_sales</w:t>
-      </w:r>
-      <w:proofErr w:type="spellEnd"/>
-      <w:r>
-        <w:t>,</w:t>
-      </w:r>
     </w:p>
     <w:p>
       <w:pPr>
@@ -2299,24 +2782,6 @@
           <w:tab w:val="left" w:pos="1368"/>
         </w:tabs>
       </w:pPr>
-      <w:r>
-        <w:t xml:space="preserve">  SUM(SUM(</w:t>
-      </w:r>
-      <w:proofErr w:type="spellStart"/>
-      <w:proofErr w:type="gramStart"/>
-      <w:r>
-        <w:t>t.amount</w:t>
-      </w:r>
-      <w:proofErr w:type="spellEnd"/>
-      <w:proofErr w:type="gramEnd"/>
-      <w:r>
-        <w:t xml:space="preserve">)) </w:t>
-      </w:r>
-      <w:proofErr w:type="gramStart"/>
-      <w:r>
-        <w:t>OVER(</w:t>
-      </w:r>
-      <w:proofErr w:type="gramEnd"/>
     </w:p>
     <w:p>
       <w:pPr>
@@ -2324,41 +2789,23 @@
           <w:tab w:val="left" w:pos="1368"/>
         </w:tabs>
       </w:pPr>
-      <w:r>
-        <w:t xml:space="preserve">        PARTITION BY </w:t>
-      </w:r>
-      <w:proofErr w:type="spellStart"/>
-      <w:proofErr w:type="gramStart"/>
-      <w:r>
-        <w:t>c.region</w:t>
-      </w:r>
-      <w:proofErr w:type="spellEnd"/>
-      <w:proofErr w:type="gramEnd"/>
-      <w:r>
-        <w:t xml:space="preserve"> </w:t>
-      </w:r>
     </w:p>
     <w:p>
       <w:pPr>
         <w:tabs>
           <w:tab w:val="left" w:pos="1368"/>
         </w:tabs>
-      </w:pPr>
-      <w:r>
-        <w:t xml:space="preserve">        ORDER BY TO_CHAR(</w:t>
-      </w:r>
-      <w:proofErr w:type="spellStart"/>
-      <w:proofErr w:type="gramStart"/>
-      <w:r>
-        <w:t>t.sale</w:t>
-      </w:r>
-      <w:proofErr w:type="gramEnd"/>
-      <w:r>
-        <w:t>_date,'YYYY</w:t>
-      </w:r>
-      <w:proofErr w:type="spellEnd"/>
-      <w:r>
-        <w:t>-MM')</w:t>
+        <w:rPr>
+          <w:b/>
+          <w:bCs/>
+        </w:rPr>
+      </w:pPr>
+      <w:r>
+        <w:rPr>
+          <w:b/>
+          <w:bCs/>
+        </w:rPr>
+        <w:t>SCREENSHOOT</w:t>
       </w:r>
     </w:p>
     <w:p>
@@ -2366,319 +2813,19 @@
         <w:tabs>
           <w:tab w:val="left" w:pos="1368"/>
         </w:tabs>
-      </w:pPr>
-      <w:r>
-        <w:t xml:space="preserve">        ROWS BETWEEN UNBOUNDED PRECEDING AND CURRENT ROW) AS </w:t>
-      </w:r>
-      <w:proofErr w:type="spellStart"/>
-      <w:r>
-        <w:t>running_total</w:t>
-      </w:r>
-      <w:proofErr w:type="spellEnd"/>
-      <w:r>
-        <w:t>,</w:t>
-      </w:r>
-    </w:p>
-    <w:p>
-      <w:pPr>
-        <w:tabs>
-          <w:tab w:val="left" w:pos="1368"/>
-        </w:tabs>
-      </w:pPr>
-      <w:r>
-        <w:t xml:space="preserve">  AVG(SUM(</w:t>
-      </w:r>
-      <w:proofErr w:type="spellStart"/>
-      <w:proofErr w:type="gramStart"/>
-      <w:r>
-        <w:t>t.amount</w:t>
-      </w:r>
-      <w:proofErr w:type="spellEnd"/>
-      <w:proofErr w:type="gramEnd"/>
-      <w:r>
-        <w:t xml:space="preserve">)) </w:t>
-      </w:r>
-      <w:proofErr w:type="gramStart"/>
-      <w:r>
-        <w:t>OVER(</w:t>
-      </w:r>
-      <w:proofErr w:type="gramEnd"/>
-    </w:p>
-    <w:p>
-      <w:pPr>
-        <w:tabs>
-          <w:tab w:val="left" w:pos="1368"/>
-        </w:tabs>
-      </w:pPr>
-      <w:r>
-        <w:t xml:space="preserve">        PARTITION BY </w:t>
-      </w:r>
-      <w:proofErr w:type="spellStart"/>
-      <w:proofErr w:type="gramStart"/>
-      <w:r>
-        <w:t>c.region</w:t>
-      </w:r>
-      <w:proofErr w:type="spellEnd"/>
-      <w:proofErr w:type="gramEnd"/>
-      <w:r>
-        <w:t xml:space="preserve"> </w:t>
-      </w:r>
-    </w:p>
-    <w:p>
-      <w:pPr>
-        <w:tabs>
-          <w:tab w:val="left" w:pos="1368"/>
-        </w:tabs>
-      </w:pPr>
-      <w:r>
-        <w:t xml:space="preserve">        ORDER BY TO_CHAR(</w:t>
-      </w:r>
-      <w:proofErr w:type="spellStart"/>
-      <w:proofErr w:type="gramStart"/>
-      <w:r>
-        <w:t>t.sale</w:t>
-      </w:r>
-      <w:proofErr w:type="gramEnd"/>
-      <w:r>
-        <w:t>_date,'YYYY</w:t>
-      </w:r>
-      <w:proofErr w:type="spellEnd"/>
-      <w:r>
-        <w:t>-MM')</w:t>
-      </w:r>
-    </w:p>
-    <w:p>
-      <w:pPr>
-        <w:tabs>
-          <w:tab w:val="left" w:pos="1368"/>
-        </w:tabs>
-      </w:pPr>
-      <w:r>
-        <w:t xml:space="preserve">        ROWS BETWEEN 2 PRECEDING AND CURRENT ROW) AS moving_avg_3months,</w:t>
-      </w:r>
-    </w:p>
-    <w:p>
-      <w:pPr>
-        <w:tabs>
-          <w:tab w:val="left" w:pos="1368"/>
-        </w:tabs>
-      </w:pPr>
-      <w:r>
-        <w:t xml:space="preserve">  MIN(SUM(</w:t>
-      </w:r>
-      <w:proofErr w:type="spellStart"/>
-      <w:proofErr w:type="gramStart"/>
-      <w:r>
-        <w:t>t.amount</w:t>
-      </w:r>
-      <w:proofErr w:type="spellEnd"/>
-      <w:proofErr w:type="gramEnd"/>
-      <w:r>
-        <w:t xml:space="preserve">)) </w:t>
-      </w:r>
-      <w:proofErr w:type="gramStart"/>
-      <w:r>
-        <w:t>OVER(</w:t>
-      </w:r>
-      <w:proofErr w:type="gramEnd"/>
-      <w:r>
-        <w:t xml:space="preserve">PARTITION BY </w:t>
-      </w:r>
-      <w:proofErr w:type="spellStart"/>
-      <w:proofErr w:type="gramStart"/>
-      <w:r>
-        <w:t>c.region</w:t>
-      </w:r>
-      <w:proofErr w:type="spellEnd"/>
-      <w:proofErr w:type="gramEnd"/>
-      <w:r>
-        <w:t xml:space="preserve">) AS </w:t>
-      </w:r>
-      <w:proofErr w:type="spellStart"/>
-      <w:r>
-        <w:t>min_month</w:t>
-      </w:r>
-      <w:proofErr w:type="spellEnd"/>
-      <w:r>
-        <w:t>,</w:t>
-      </w:r>
-    </w:p>
-    <w:p>
-      <w:pPr>
-        <w:tabs>
-          <w:tab w:val="left" w:pos="1368"/>
-        </w:tabs>
-      </w:pPr>
-      <w:r>
-        <w:t xml:space="preserve">  MAX(SUM(</w:t>
-      </w:r>
-      <w:proofErr w:type="spellStart"/>
-      <w:proofErr w:type="gramStart"/>
-      <w:r>
-        <w:t>t.amount</w:t>
-      </w:r>
-      <w:proofErr w:type="spellEnd"/>
-      <w:proofErr w:type="gramEnd"/>
-      <w:r>
-        <w:t xml:space="preserve">)) </w:t>
-      </w:r>
-      <w:proofErr w:type="gramStart"/>
-      <w:r>
-        <w:t>OVER(</w:t>
-      </w:r>
-      <w:proofErr w:type="gramEnd"/>
-      <w:r>
-        <w:t xml:space="preserve">PARTITION BY </w:t>
-      </w:r>
-      <w:proofErr w:type="spellStart"/>
-      <w:proofErr w:type="gramStart"/>
-      <w:r>
-        <w:t>c.region</w:t>
-      </w:r>
-      <w:proofErr w:type="spellEnd"/>
-      <w:proofErr w:type="gramEnd"/>
-      <w:r>
-        <w:t xml:space="preserve">) AS </w:t>
-      </w:r>
-      <w:proofErr w:type="spellStart"/>
-      <w:r>
-        <w:t>max_month</w:t>
-      </w:r>
-      <w:proofErr w:type="spellEnd"/>
-    </w:p>
-    <w:p>
-      <w:pPr>
-        <w:tabs>
-          <w:tab w:val="left" w:pos="1368"/>
-        </w:tabs>
-      </w:pPr>
-      <w:r>
-        <w:t>FROM transactions t</w:t>
-      </w:r>
-    </w:p>
-    <w:p>
-      <w:pPr>
-        <w:tabs>
-          <w:tab w:val="left" w:pos="1368"/>
-        </w:tabs>
-      </w:pPr>
-      <w:r>
-        <w:t xml:space="preserve">JOIN customers c ON </w:t>
-      </w:r>
-      <w:proofErr w:type="spellStart"/>
-      <w:proofErr w:type="gramStart"/>
-      <w:r>
-        <w:t>t.customer</w:t>
-      </w:r>
-      <w:proofErr w:type="gramEnd"/>
-      <w:r>
-        <w:t>_id</w:t>
-      </w:r>
-      <w:proofErr w:type="spellEnd"/>
-      <w:r>
-        <w:t xml:space="preserve"> = </w:t>
-      </w:r>
-      <w:proofErr w:type="spellStart"/>
-      <w:proofErr w:type="gramStart"/>
-      <w:r>
-        <w:t>c.customer</w:t>
-      </w:r>
-      <w:proofErr w:type="gramEnd"/>
-      <w:r>
-        <w:t>_id</w:t>
-      </w:r>
-      <w:proofErr w:type="spellEnd"/>
-    </w:p>
-    <w:p>
-      <w:pPr>
-        <w:tabs>
-          <w:tab w:val="left" w:pos="1368"/>
-        </w:tabs>
-      </w:pPr>
-      <w:r>
-        <w:t xml:space="preserve">GROUP BY </w:t>
-      </w:r>
-      <w:proofErr w:type="spellStart"/>
-      <w:proofErr w:type="gramStart"/>
-      <w:r>
-        <w:t>c.region</w:t>
-      </w:r>
-      <w:proofErr w:type="spellEnd"/>
-      <w:proofErr w:type="gramEnd"/>
-      <w:r>
-        <w:t>, TO_CHAR(</w:t>
-      </w:r>
-      <w:proofErr w:type="spellStart"/>
-      <w:proofErr w:type="gramStart"/>
-      <w:r>
-        <w:t>t.sale</w:t>
-      </w:r>
-      <w:proofErr w:type="gramEnd"/>
-      <w:r>
-        <w:t>_date,'YYYY</w:t>
-      </w:r>
-      <w:proofErr w:type="spellEnd"/>
-      <w:r>
-        <w:t>-MM');</w:t>
-      </w:r>
-    </w:p>
-    <w:p>
-      <w:pPr>
-        <w:tabs>
-          <w:tab w:val="left" w:pos="1368"/>
-        </w:tabs>
-      </w:pPr>
-    </w:p>
-    <w:p>
-      <w:pPr>
-        <w:tabs>
-          <w:tab w:val="left" w:pos="1368"/>
-        </w:tabs>
-      </w:pPr>
-    </w:p>
-    <w:p>
-      <w:pPr>
-        <w:tabs>
-          <w:tab w:val="left" w:pos="1368"/>
-        </w:tabs>
-      </w:pPr>
-    </w:p>
-    <w:p>
-      <w:pPr>
-        <w:tabs>
-          <w:tab w:val="left" w:pos="1368"/>
-        </w:tabs>
-        <w:rPr>
-          <w:b/>
-          <w:bCs/>
-        </w:rPr>
-      </w:pPr>
-      <w:r>
-        <w:rPr>
-          <w:b/>
-          <w:bCs/>
+        <w:rPr>
+          <w:b/>
+          <w:bCs/>
+          <w:noProof/>
+        </w:rPr>
+      </w:pPr>
+      <w:r>
+        <w:rPr>
+          <w:b/>
+          <w:bCs/>
+          <w:noProof/>
         </w:rPr>
         <w:lastRenderedPageBreak/>
-        <w:t>SCREENSHOOT</w:t>
-      </w:r>
-    </w:p>
-    <w:p>
-      <w:pPr>
-        <w:tabs>
-          <w:tab w:val="left" w:pos="1368"/>
-        </w:tabs>
-        <w:rPr>
-          <w:b/>
-          <w:bCs/>
-          <w:noProof/>
-        </w:rPr>
-      </w:pPr>
-      <w:r>
-        <w:rPr>
-          <w:b/>
-          <w:bCs/>
-          <w:noProof/>
-        </w:rPr>
         <w:drawing>
           <wp:inline distT="0" distB="0" distL="0" distR="0" wp14:anchorId="60188FAE" wp14:editId="051F75E2">
             <wp:extent cx="5943600" cy="3342005"/>
@@ -2774,22 +2921,22 @@
           <w:b/>
           <w:bCs/>
         </w:rPr>
+        <w:t>4.3 Navigation – Period-to-period growth</w:t>
+      </w:r>
+    </w:p>
+    <w:p>
+      <w:pPr>
+        <w:rPr>
+          <w:b/>
+          <w:bCs/>
+        </w:rPr>
+      </w:pPr>
+      <w:r>
+        <w:rPr>
+          <w:b/>
+          <w:bCs/>
+        </w:rPr>
         <w:lastRenderedPageBreak/>
-        <w:t>4.3 Navigation – Period-to-period growth</w:t>
-      </w:r>
-    </w:p>
-    <w:p>
-      <w:pPr>
-        <w:rPr>
-          <w:b/>
-          <w:bCs/>
-        </w:rPr>
-      </w:pPr>
-      <w:r>
-        <w:rPr>
-          <w:b/>
-          <w:bCs/>
-        </w:rPr>
         <w:t>SRIPTS USED</w:t>
       </w:r>
     </w:p>
@@ -3128,24 +3275,24 @@
           <w:b/>
           <w:bCs/>
         </w:rPr>
+        <w:t>SCREENSHOOT</w:t>
+      </w:r>
+    </w:p>
+    <w:p>
+      <w:pPr>
+        <w:rPr>
+          <w:b/>
+          <w:bCs/>
+          <w:noProof/>
+        </w:rPr>
+      </w:pPr>
+      <w:r>
+        <w:rPr>
+          <w:b/>
+          <w:bCs/>
+          <w:noProof/>
+        </w:rPr>
         <w:lastRenderedPageBreak/>
-        <w:t>SCREENSHOOT</w:t>
-      </w:r>
-    </w:p>
-    <w:p>
-      <w:pPr>
-        <w:rPr>
-          <w:b/>
-          <w:bCs/>
-          <w:noProof/>
-        </w:rPr>
-      </w:pPr>
-      <w:r>
-        <w:rPr>
-          <w:b/>
-          <w:bCs/>
-          <w:noProof/>
-        </w:rPr>
         <w:drawing>
           <wp:inline distT="0" distB="0" distL="0" distR="0" wp14:anchorId="0890F7FE" wp14:editId="770F1C2B">
             <wp:extent cx="5943600" cy="3342005"/>
@@ -3271,6 +3418,7 @@
           <w:b/>
           <w:bCs/>
         </w:rPr>
+        <w:lastRenderedPageBreak/>
         <w:t>4.4 Distribution – Customer segmentation</w:t>
       </w:r>
     </w:p>
@@ -3602,23 +3750,23 @@
           <w:b/>
           <w:bCs/>
         </w:rPr>
+        <w:t>SCREENSHOOT</w:t>
+      </w:r>
+    </w:p>
+    <w:p>
+      <w:pPr>
+        <w:rPr>
+          <w:b/>
+          <w:bCs/>
+        </w:rPr>
+      </w:pPr>
+      <w:r>
+        <w:rPr>
+          <w:b/>
+          <w:bCs/>
+          <w:noProof/>
+        </w:rPr>
         <w:lastRenderedPageBreak/>
-        <w:t>SCREENSHOOT</w:t>
-      </w:r>
-    </w:p>
-    <w:p>
-      <w:pPr>
-        <w:rPr>
-          <w:b/>
-          <w:bCs/>
-        </w:rPr>
-      </w:pPr>
-      <w:r>
-        <w:rPr>
-          <w:b/>
-          <w:bCs/>
-          <w:noProof/>
-        </w:rPr>
         <w:drawing>
           <wp:inline distT="0" distB="0" distL="0" distR="0" wp14:anchorId="2B3E34BF" wp14:editId="6A1EA7A2">
             <wp:extent cx="5943600" cy="3342005"/>
@@ -3758,25 +3906,25 @@
           <w:b/>
           <w:bCs/>
         </w:rPr>
+        <w:t>Step 6: Results Analysis</w:t>
+      </w:r>
+    </w:p>
+    <w:p>
+      <w:pPr>
+        <w:tabs>
+          <w:tab w:val="left" w:pos="3504"/>
+        </w:tabs>
+        <w:rPr>
+          <w:b/>
+          <w:bCs/>
+        </w:rPr>
+      </w:pPr>
+      <w:r>
+        <w:rPr>
+          <w:b/>
+          <w:bCs/>
+        </w:rPr>
         <w:lastRenderedPageBreak/>
-        <w:t>Step 6: Results Analysis</w:t>
-      </w:r>
-    </w:p>
-    <w:p>
-      <w:pPr>
-        <w:tabs>
-          <w:tab w:val="left" w:pos="3504"/>
-        </w:tabs>
-        <w:rPr>
-          <w:b/>
-          <w:bCs/>
-        </w:rPr>
-      </w:pPr>
-      <w:r>
-        <w:rPr>
-          <w:b/>
-          <w:bCs/>
-        </w:rPr>
         <w:t xml:space="preserve">Descriptive – </w:t>
       </w:r>
       <w:r>
@@ -5438,6 +5586,7 @@
   <w:style w:type="character" w:default="1" w:styleId="DefaultParagraphFont">
     <w:name w:val="Default Paragraph Font"/>
     <w:uiPriority w:val="1"/>
+    <w:semiHidden/>
     <w:unhideWhenUsed/>
   </w:style>
   <w:style w:type="table" w:default="1" w:styleId="TableNormal">
